--- a/assets/documents/avviso-selezione-bozza.docx
+++ b/assets/documents/avviso-selezione-bozza.docx
@@ -456,6 +456,7 @@
     <w:p>
       <w:pPr>
         <w:pStyle w:val="Heading1"/>
+        <w:pageBreakBefore/>
       </w:pPr>
       <w:r>
         <w:t>Team e svolgimento della prova</w:t>
@@ -486,7 +487,7 @@
     </w:p>
     <w:p>
       <w:r>
-        <w:t>Accedono alla finale fino a 36 team: i primi tre per ciascuno dei quattro temi in ognuna delle tre sedi, fino a 12 team per sede, con la riassegnazione dei posti prevista dall’articolo 10. La finale si svolge all’Università degli Studi dell’Aquila, con valutazione autonoma rispetto alla fase preliminare e proclamazione di un team vincitore per ciascun tema secondo l’articolo 11.</w:t>
+        <w:t>Accedono alla finale fino a 36 team: i primi tre per ciascuno dei quattro temi in ognuna delle tre sedi, fino a 12 team per sede, con la riassegnazione dei posti prevista dall’articolo 10. Nella finale, presso l’Università degli Studi dell’Aquila, ogni team presenta un progetto sullo stesso tema scelto nella preliminare, che può sviluppare o perfezionare secondo le istruzioni del Comitato. La valutazione è autonoma rispetto alla preliminare e viene proclamato un vincitore per tema, secondo l’articolo 11.</w:t>
       </w:r>
     </w:p>
     <w:p>
@@ -499,7 +500,7 @@
     </w:p>
     <w:p>
       <w:r>
-        <w:t>Gli esiti sono pubblicati sui siti istituzionali degli Atenei interessati; la pubblicazione costituisce comunicazione ufficiale. Eventuali osservazioni devono essere presentate entro 24 ore dalla pubblicazione, secondo l’articolo 12 del Regolamento, tramite [CANALE E DESTINATARIO DA DEFINIRE]. Resta fermo quanto previsto dall’articolo 18 sugli strumenti di tutela amministrativa e giurisdizionale.</w:t>
+        <w:t>Gli esiti sono pubblicati sui siti istituzionali degli Atenei interessati; la pubblicazione costituisce comunicazione ufficiale. Le osservazioni devono essere presentate entro 24 ore dalla pubblicazione tramite [CANALE E DESTINATARIO DA DEFINIRE]. Ai sensi dell’articolo 12, possono riguardare solo errori materiali manifesti, incongruenze aritmetiche o violazioni evidenti dei criteri; non sono ammesse contestazioni sul merito valutativo o comparativo. L’articolo 18 mantiene ferma la possibilità di ricorrere agli strumenti di tutela amministrativa e giurisdizionale.</w:t>
       </w:r>
     </w:p>
     <w:p>
@@ -507,17 +508,36 @@
         <w:pStyle w:val="Heading1"/>
       </w:pPr>
       <w:r>
-        <w:t>Condizioni di partecipazione e dati personali</w:t>
+        <w:t>Condizioni di partecipazione e proprietà intellettuale</w:t>
       </w:r>
     </w:p>
     <w:p>
       <w:r>
-        <w:t>La partecipazione non comporta premi, compensi, contributi o altri benefici economici; ai team vincitori possono essere attribuiti riconoscimenti privi di valore economico. Non sono previsti rimborsi spese o altre forme di supporto economico da parte degli Atenei HAMU. I progetti e i materiali restano soggetti alle disposizioni dell’articolo 13 in materia di proprietà intellettuale e di licenza per gli usi istituzionali.</w:t>
+        <w:t>La partecipazione è gratuita e non comporta premi, compensi, contributi o altri benefici economici. Ai vincitori possono essere attribuiti riconoscimenti privi di valore economico. Non sono previsti rimborsi spese o altre forme di supporto economico da parte degli Atenei HAMU.</w:t>
       </w:r>
     </w:p>
     <w:p>
       <w:r>
-        <w:t>Il trattamento dei dati personali è descritto nell’informativa allegata. L’eventuale consenso all’uso dell’immagine è acquisito separatamente nei casi previsti; il mancato consenso non pregiudica la partecipazione o la valutazione del progetto. Per gli aspetti non riportati nel presente avviso si rinvia al Regolamento unificato.</w:t>
+        <w:t>La partecipazione non trasferisce i diritti sui progetti agli Atenei, al Comitato, alle Commissioni o a Google. L’articolo 13 prevede una licenza gratuita, non esclusiva e non cedibile agli Atenei, per cinque anni dalla conclusione della Challenge e per le sole finalità istituzionali, didattiche, scientifiche, documentali e di comunicazione dell’iniziativa, con indicazione degli autori. Sono esclusi sfruttamento commerciale, sublicenze e trasferimento dei diritti a Google o ad altri soggetti; ulteriori usi richiedono un accordo scritto con i titolari.</w:t>
+      </w:r>
+    </w:p>
+    <w:p>
+      <w:r>
+        <w:t>Le presentazioni possono essere pubbliche e la divulgazione può incidere sulla possibilità di ottenere brevetti o altri titoli di proprietà industriale. Si rinvia all’articolo 13 anche per originalità dei materiali, diritti di terzi e dichiarazione dell’uso dell’IA.</w:t>
+      </w:r>
+    </w:p>
+    <w:p>
+      <w:pPr>
+        <w:pStyle w:val="Heading1"/>
+        <w:pageBreakBefore/>
+      </w:pPr>
+      <w:r>
+        <w:t>Dati personali e riprese</w:t>
+      </w:r>
+    </w:p>
+    <w:p>
+      <w:r>
+        <w:t>Il trattamento dei dati personali è descritto nell’informativa [LINK DA INSERIRE], che identifica titolari, ruoli e responsabilità. Durante le attività possono essere effettuate riprese fotografiche, audio e video per documentazione e comunicazione istituzionale, con specifica informativa. Quando richiesto, il consenso all’uso dell’immagine è acquisito separatamente ed è specifico e revocabile; il mancato consenso non pregiudica partecipazione o valutazione. Restano applicabili le disposizioni dell’articolo 14 e, per quanto non riportato nell’avviso, dell’intero Regolamento.</w:t>
       </w:r>
     </w:p>
     <w:p>
@@ -530,7 +550,7 @@
     </w:p>
     <w:p>
       <w:r>
-        <w:t>Regolamento italiano [LINK]; traduzione inglese [LINK]; informativa privacy [LINK]; pagina istituzionale [URL]. Contatto organizzativo [UFFICIO O REFERENTE E INDIRIZZO DA INDICARE].</w:t>
+        <w:t>Regolamento italiano in PDF [LINK]; traduzione inglese [LINK]; informativa privacy e informativa sulle riprese [LINK]; pagina dell’iniziativa [URL]. Contatto organizzativo [UFFICIO O REFERENTE E INDIRIZZO DA INDICARE].</w:t>
       </w:r>
     </w:p>
     <w:p>
@@ -574,7 +594,7 @@
       <w:rPr>
         <w:sz w:val="16"/>
       </w:rPr>
-      <w:t xml:space="preserve">19/09/2026   |   </w:t>
+      <w:t xml:space="preserve">21/09/2026 | Allineato al PDF ricevuto | </w:t>
     </w:r>
     <w:fldSimple w:instr="PAGE"/>
   </w:p>
@@ -963,12 +983,12 @@
     <w:rsid w:val="00FC693F"/>
     <w:pPr>
       <w:keepLines/>
-      <w:spacing w:after="100" w:line="259" w:lineRule="auto"/>
+      <w:spacing w:after="120" w:line="269" w:lineRule="auto"/>
     </w:pPr>
     <w:rPr>
       <w:rFonts w:ascii="Arial" w:hAnsi="Arial"/>
       <w:color w:val="000000"/>
-      <w:sz w:val="21"/>
+      <w:sz w:val="22"/>
       <w:lang w:val="it-IT"/>
     </w:rPr>
   </w:style>

--- a/assets/documents/avviso-selezione-bozza.docx
+++ b/assets/documents/avviso-selezione-bozza.docx
@@ -46,7 +46,7 @@
     </w:p>
     <w:p>
       <w:r>
-        <w:t>Possono candidarsi le studentesse e gli studenti regolarmente iscritti, alla scadenza delle candidature, a corsi di laurea, laurea magistrale o laurea magistrale a ciclo unico presso uno degli Atenei aderenti e in regola con il pagamento delle tasse. Il Gran Sasso Science Institute può ammettere anche dottorandi del primo e del secondo anno. L’iscrizione deve permanere fino alla conclusione della finale, prevista entro novembre 2026. I requisiti sono dichiarati nella candidatura e verificati dall’Ateneo di appartenenza secondo l’articolo 3 del Regolamento.</w:t>
+        <w:t>Possono candidarsi le studentesse e gli studenti regolarmente iscritti, alla scadenza delle candidature, a corsi di laurea, laurea magistrale o laurea magistrale a ciclo unico presso uno degli Atenei aderenti e in regola con il pagamento delle tasse. Il Gran Sasso Science Institute può ammettere anche dottorandi del primo e del secondo anno. L’iscrizione deve permanere fino alla conclusione della finale, da svolgersi al più entro la fine del 2026. I requisiti sono dichiarati nella candidatura e verificati dall’Ateneo di appartenenza secondo l’articolo 3 del Regolamento. Il Comitato Organizzatore può escludere, anche a posteriori, chi non rispetti i requisiti di partecipazione.</w:t>
       </w:r>
     </w:p>
     <w:p>
@@ -437,7 +437,7 @@
                 <w:b w:val="0"/>
                 <w:sz w:val="19"/>
               </w:rPr>
-              <w:t>Data, sede specifica e orari da comunicare; entro novembre 2026</w:t>
+              <w:t>Data, sede specifica e orari da comunicare; entro la fine del 2026</w:t>
             </w:r>
           </w:p>
         </w:tc>
@@ -594,7 +594,7 @@
       <w:rPr>
         <w:sz w:val="16"/>
       </w:rPr>
-      <w:t xml:space="preserve">21/09/2026 | Allineato al PDF ricevuto | </w:t>
+      <w:t xml:space="preserve">01/10/2026 | Allineato al PDF ricevuto | </w:t>
     </w:r>
     <w:fldSimple w:instr="PAGE"/>
   </w:p>
